--- a/src/templates/prescription_template.docx
+++ b/src/templates/prescription_template.docx
@@ -859,10 +859,9 @@
         <w:ind w:left="-425" w:right="-436"/>
         <w:rPr>
           <w:rFonts w:ascii="Times New Roman" w:eastAsia="Times New Roman" w:hAnsi="Times New Roman" w:cs="Times New Roman"/>
-          <w:b/>
-          <w:bCs/>
-          <w:color w:val="081B3A"/>
-          <w:highlight w:val="white"/>
+          <w:color w:val="081B3A"/>
+          <w:highlight w:val="white"/>
+          <w:lang w:val="en-US"/>
         </w:rPr>
       </w:pPr>
       <w:r>
@@ -907,20 +906,27 @@
         </w:rPr>
         <w:tab/>
       </w:r>
-      <w:r>
-        <w:rPr>
-          <w:rFonts w:ascii="Times New Roman" w:eastAsia="Times New Roman" w:hAnsi="Times New Roman" w:cs="Times New Roman"/>
-          <w:color w:val="081B3A"/>
-          <w:highlight w:val="white"/>
-        </w:rPr>
-        <w:tab/>
-      </w:r>
-      <w:r>
-        <w:rPr>
-          <w:rFonts w:ascii="Times New Roman" w:eastAsia="MS Mincho" w:hAnsi="Times New Roman" w:cs="Times New Roman" w:hint="eastAsia"/>
-          <w:color w:val="081B3A"/>
-          <w:highlight w:val="white"/>
-          <w:lang w:eastAsia="ja-JP"/>
+    </w:p>
+    <w:p>
+      <w:pPr>
+        <w:tabs>
+          <w:tab w:val="center" w:pos="7230"/>
+        </w:tabs>
+        <w:ind w:left="-425" w:right="-436"/>
+        <w:rPr>
+          <w:rFonts w:ascii="Times New Roman" w:eastAsia="Times New Roman" w:hAnsi="Times New Roman" w:cs="Times New Roman"/>
+          <w:b/>
+          <w:bCs/>
+          <w:color w:val="081B3A"/>
+          <w:highlight w:val="white"/>
+        </w:rPr>
+      </w:pPr>
+      <w:r>
+        <w:rPr>
+          <w:rFonts w:ascii="Times New Roman" w:eastAsia="Times New Roman" w:hAnsi="Times New Roman" w:cs="Times New Roman"/>
+          <w:color w:val="081B3A"/>
+          <w:highlight w:val="white"/>
+          <w:lang w:val="en-US"/>
         </w:rPr>
         <w:tab/>
       </w:r>

--- a/src/templates/prescription_template.docx
+++ b/src/templates/prescription_template.docx
@@ -202,6 +202,7 @@
         </w:rPr>
         <w:t>: {{</w:t>
       </w:r>
+      <w:proofErr w:type="spellStart"/>
       <w:r>
         <w:rPr>
           <w:rFonts w:ascii="Times New Roman" w:eastAsia="MS Mincho" w:hAnsi="Times New Roman" w:cs="Times New Roman"/>
@@ -209,6 +210,7 @@
         </w:rPr>
         <w:t>prescriptionCode</w:t>
       </w:r>
+      <w:proofErr w:type="spellEnd"/>
       <w:r>
         <w:rPr>
           <w:rFonts w:ascii="Times New Roman" w:eastAsia="Times New Roman" w:hAnsi="Times New Roman" w:cs="Times New Roman"/>
@@ -724,9 +726,10 @@
         <w:ind w:left="-425" w:right="6"/>
         <w:jc w:val="right"/>
         <w:rPr>
-          <w:rFonts w:ascii="Times New Roman" w:eastAsia="Times New Roman" w:hAnsi="Times New Roman" w:cs="Times New Roman"/>
+          <w:rFonts w:ascii="Times New Roman" w:eastAsiaTheme="minorEastAsia" w:hAnsi="Times New Roman" w:cs="Times New Roman"/>
           <w:i/>
           <w:iCs/>
+          <w:lang w:eastAsia="ja-JP"/>
         </w:rPr>
       </w:pPr>
       <w:r>
@@ -745,6 +748,25 @@
         </w:rPr>
         <w:tab/>
         <w:t>{{usage}}</w:t>
+      </w:r>
+    </w:p>
+    <w:p>
+      <w:pPr>
+        <w:keepLines/>
+        <w:spacing w:after="120" w:line="240" w:lineRule="auto"/>
+        <w:ind w:left="-425" w:right="6"/>
+        <w:jc w:val="right"/>
+        <w:rPr>
+          <w:rFonts w:ascii="Times New Roman" w:eastAsiaTheme="minorEastAsia" w:hAnsi="Times New Roman" w:cs="Times New Roman"/>
+          <w:lang w:val="vi-VN" w:eastAsia="ja-JP"/>
+        </w:rPr>
+      </w:pPr>
+      <w:r>
+        <w:rPr>
+          <w:rFonts w:ascii="Times New Roman" w:eastAsiaTheme="minorEastAsia" w:hAnsi="Times New Roman" w:cs="Times New Roman"/>
+          <w:lang w:val="vi-VN" w:eastAsia="ja-JP"/>
+        </w:rPr>
+        <w:t>{{prepNote}}</w:t>
       </w:r>
     </w:p>
     <w:p>
@@ -861,7 +883,6 @@
           <w:rFonts w:ascii="Times New Roman" w:eastAsia="Times New Roman" w:hAnsi="Times New Roman" w:cs="Times New Roman"/>
           <w:color w:val="081B3A"/>
           <w:highlight w:val="white"/>
-          <w:lang w:val="en-US"/>
         </w:rPr>
       </w:pPr>
       <w:r>
@@ -926,7 +947,6 @@
           <w:rFonts w:ascii="Times New Roman" w:eastAsia="Times New Roman" w:hAnsi="Times New Roman" w:cs="Times New Roman"/>
           <w:color w:val="081B3A"/>
           <w:highlight w:val="white"/>
-          <w:lang w:val="en-US"/>
         </w:rPr>
         <w:tab/>
       </w:r>

--- a/src/templates/prescription_template.docx
+++ b/src/templates/prescription_template.docx
@@ -560,7 +560,7 @@
           <w:rFonts w:ascii="Times New Roman" w:eastAsiaTheme="minorEastAsia" w:hAnsi="Times New Roman" w:cs="Times New Roman" w:hint="eastAsia"/>
           <w:lang w:eastAsia="ja-JP"/>
         </w:rPr>
-        <w:t>\n</w:t>
+        <w:t xml:space="preserve">, </w:t>
       </w:r>
       <w:r>
         <w:rPr>
@@ -727,43 +727,48 @@
         <w:jc w:val="right"/>
         <w:rPr>
           <w:rFonts w:ascii="Times New Roman" w:eastAsiaTheme="minorEastAsia" w:hAnsi="Times New Roman" w:cs="Times New Roman"/>
+          <w:lang w:val="vi-VN" w:eastAsia="ja-JP"/>
+        </w:rPr>
+      </w:pPr>
+      <w:r>
+        <w:rPr>
+          <w:rFonts w:ascii="Times New Roman" w:eastAsia="Times New Roman" w:hAnsi="Times New Roman" w:cs="Times New Roman"/>
+          <w:i/>
+          <w:iCs/>
+        </w:rPr>
+        <w:tab/>
+      </w:r>
+      <w:r>
+        <w:rPr>
+          <w:rFonts w:ascii="Times New Roman" w:eastAsia="Times New Roman" w:hAnsi="Times New Roman" w:cs="Times New Roman"/>
+          <w:i/>
+          <w:iCs/>
+        </w:rPr>
+        <w:tab/>
+        <w:t>{{usage</w:t>
+      </w:r>
+      <w:r>
+        <w:rPr>
+          <w:rFonts w:ascii="Times New Roman" w:eastAsia="Times New Roman" w:hAnsi="Times New Roman" w:cs="Times New Roman"/>
+          <w:i/>
+          <w:iCs/>
+        </w:rPr>
+        <w:t>}}</w:t>
+      </w:r>
+      <w:r>
+        <w:rPr>
+          <w:rFonts w:ascii="Times New Roman" w:eastAsiaTheme="minorEastAsia" w:hAnsi="Times New Roman" w:cs="Times New Roman" w:hint="eastAsia"/>
           <w:i/>
           <w:iCs/>
           <w:lang w:eastAsia="ja-JP"/>
         </w:rPr>
-      </w:pPr>
-      <w:r>
-        <w:rPr>
-          <w:rFonts w:ascii="Times New Roman" w:eastAsia="Times New Roman" w:hAnsi="Times New Roman" w:cs="Times New Roman"/>
+        <w:t xml:space="preserve"> </w:t>
+      </w:r>
+      <w:r>
+        <w:rPr>
+          <w:rFonts w:ascii="Times New Roman" w:eastAsiaTheme="minorEastAsia" w:hAnsi="Times New Roman" w:cs="Times New Roman"/>
           <w:i/>
           <w:iCs/>
-        </w:rPr>
-        <w:tab/>
-      </w:r>
-      <w:r>
-        <w:rPr>
-          <w:rFonts w:ascii="Times New Roman" w:eastAsia="Times New Roman" w:hAnsi="Times New Roman" w:cs="Times New Roman"/>
-          <w:i/>
-          <w:iCs/>
-        </w:rPr>
-        <w:tab/>
-        <w:t>{{usage}}</w:t>
-      </w:r>
-    </w:p>
-    <w:p>
-      <w:pPr>
-        <w:keepLines/>
-        <w:spacing w:after="120" w:line="240" w:lineRule="auto"/>
-        <w:ind w:left="-425" w:right="6"/>
-        <w:jc w:val="right"/>
-        <w:rPr>
-          <w:rFonts w:ascii="Times New Roman" w:eastAsiaTheme="minorEastAsia" w:hAnsi="Times New Roman" w:cs="Times New Roman"/>
-          <w:lang w:val="vi-VN" w:eastAsia="ja-JP"/>
-        </w:rPr>
-      </w:pPr>
-      <w:r>
-        <w:rPr>
-          <w:rFonts w:ascii="Times New Roman" w:eastAsiaTheme="minorEastAsia" w:hAnsi="Times New Roman" w:cs="Times New Roman"/>
           <w:lang w:val="vi-VN" w:eastAsia="ja-JP"/>
         </w:rPr>
         <w:t>{{prepNote}}</w:t>

--- a/src/templates/prescription_template.docx
+++ b/src/templates/prescription_template.docx
@@ -202,7 +202,6 @@
         </w:rPr>
         <w:t>: {{</w:t>
       </w:r>
-      <w:proofErr w:type="spellStart"/>
       <w:r>
         <w:rPr>
           <w:rFonts w:ascii="Times New Roman" w:eastAsia="MS Mincho" w:hAnsi="Times New Roman" w:cs="Times New Roman"/>
@@ -210,7 +209,6 @@
         </w:rPr>
         <w:t>prescriptionCode</w:t>
       </w:r>
-      <w:proofErr w:type="spellEnd"/>
       <w:r>
         <w:rPr>
           <w:rFonts w:ascii="Times New Roman" w:eastAsia="Times New Roman" w:hAnsi="Times New Roman" w:cs="Times New Roman"/>
@@ -557,10 +555,17 @@
       </w:r>
       <w:r>
         <w:rPr>
+          <w:rFonts w:ascii="Times New Roman" w:eastAsiaTheme="minorEastAsia" w:hAnsi="Times New Roman" w:cs="Times New Roman"/>
+          <w:lang w:eastAsia="ja-JP"/>
+        </w:rPr>
+        <w:t>,</w:t>
+      </w:r>
+      <w:r>
+        <w:rPr>
           <w:rFonts w:ascii="Times New Roman" w:eastAsiaTheme="minorEastAsia" w:hAnsi="Times New Roman" w:cs="Times New Roman" w:hint="eastAsia"/>
           <w:lang w:eastAsia="ja-JP"/>
         </w:rPr>
-        <w:t xml:space="preserve">, </w:t>
+        <w:t xml:space="preserve"> </w:t>
       </w:r>
       <w:r>
         <w:rPr>
@@ -597,7 +602,7 @@
         <w:rPr>
           <w:rFonts w:ascii="Times New Roman" w:eastAsia="Times New Roman" w:hAnsi="Times New Roman" w:cs="Times New Roman"/>
         </w:rPr>
-        <w:t>, {{/diagnosisSecondary}}</w:t>
+        <w:t>{{/diagnosisSecondary}}</w:t>
       </w:r>
     </w:p>
     <w:p>

--- a/src/templates/prescription_template.docx
+++ b/src/templates/prescription_template.docx
@@ -180,7 +180,10 @@
         <w:ind w:left="-425" w:right="-436"/>
         <w:jc w:val="center"/>
         <w:rPr>
-          <w:rFonts w:ascii="Times New Roman" w:eastAsia="Times New Roman" w:hAnsi="Times New Roman" w:cs="Times New Roman"/>
+          <w:rFonts w:ascii="Calibri" w:eastAsiaTheme="minorEastAsia" w:hAnsi="Calibri" w:cs="Calibri" w:hint="eastAsia"/>
+          <w:b/>
+          <w:bCs/>
+          <w:lang w:val="vi-VN" w:eastAsia="ja-JP"/>
         </w:rPr>
       </w:pPr>
       <w:r>
@@ -205,7 +208,7 @@
       <w:r>
         <w:rPr>
           <w:rFonts w:ascii="Times New Roman" w:eastAsia="MS Mincho" w:hAnsi="Times New Roman" w:cs="Times New Roman"/>
-          <w:lang w:val="en-US" w:eastAsia="ja-JP"/>
+          <w:lang w:eastAsia="ja-JP"/>
         </w:rPr>
         <w:t>prescriptionCode</w:t>
       </w:r>
@@ -214,6 +217,24 @@
           <w:rFonts w:ascii="Times New Roman" w:eastAsia="Times New Roman" w:hAnsi="Times New Roman" w:cs="Times New Roman"/>
         </w:rPr>
         <w:t>}}</w:t>
+      </w:r>
+      <w:r>
+        <w:rPr>
+          <w:rFonts w:ascii="Times New Roman" w:eastAsiaTheme="minorEastAsia" w:hAnsi="Times New Roman" w:cs="Times New Roman"/>
+          <w:b/>
+          <w:bCs/>
+          <w:lang w:eastAsia="ja-JP"/>
+        </w:rPr>
+        <w:t>{</w:t>
+      </w:r>
+      <w:r>
+        <w:rPr>
+          <w:rFonts w:ascii="Times New Roman" w:eastAsiaTheme="minorEastAsia" w:hAnsi="Times New Roman" w:cs="Times New Roman"/>
+          <w:b/>
+          <w:bCs/>
+          <w:lang w:val="vi-VN" w:eastAsia="ja-JP"/>
+        </w:rPr>
+        <w:t>{printCount}}</w:t>
       </w:r>
     </w:p>
     <w:p>

--- a/src/templates/prescription_template.docx
+++ b/src/templates/prescription_template.docx
@@ -180,7 +180,7 @@
         <w:ind w:left="-425" w:right="-436"/>
         <w:jc w:val="center"/>
         <w:rPr>
-          <w:rFonts w:ascii="Calibri" w:eastAsiaTheme="minorEastAsia" w:hAnsi="Calibri" w:cs="Calibri" w:hint="eastAsia"/>
+          <w:rFonts w:ascii="Calibri" w:eastAsiaTheme="minorEastAsia" w:hAnsi="Calibri" w:cs="Calibri"/>
           <w:b/>
           <w:bCs/>
           <w:lang w:val="vi-VN" w:eastAsia="ja-JP"/>
@@ -221,8 +221,6 @@
       <w:r>
         <w:rPr>
           <w:rFonts w:ascii="Times New Roman" w:eastAsiaTheme="minorEastAsia" w:hAnsi="Times New Roman" w:cs="Times New Roman"/>
-          <w:b/>
-          <w:bCs/>
           <w:lang w:eastAsia="ja-JP"/>
         </w:rPr>
         <w:t>{</w:t>
@@ -230,8 +228,6 @@
       <w:r>
         <w:rPr>
           <w:rFonts w:ascii="Times New Roman" w:eastAsiaTheme="minorEastAsia" w:hAnsi="Times New Roman" w:cs="Times New Roman"/>
-          <w:b/>
-          <w:bCs/>
           <w:lang w:val="vi-VN" w:eastAsia="ja-JP"/>
         </w:rPr>
         <w:t>{printCount}}</w:t>
@@ -780,15 +776,6 @@
           <w:iCs/>
         </w:rPr>
         <w:t>}}</w:t>
-      </w:r>
-      <w:r>
-        <w:rPr>
-          <w:rFonts w:ascii="Times New Roman" w:eastAsiaTheme="minorEastAsia" w:hAnsi="Times New Roman" w:cs="Times New Roman" w:hint="eastAsia"/>
-          <w:i/>
-          <w:iCs/>
-          <w:lang w:eastAsia="ja-JP"/>
-        </w:rPr>
-        <w:t xml:space="preserve"> </w:t>
       </w:r>
       <w:r>
         <w:rPr>

--- a/src/templates/prescription_template.docx
+++ b/src/templates/prescription_template.docx
@@ -4,6 +4,7 @@
   <w:body>
     <w:p>
       <w:pPr>
+        <w:spacing w:after="120" w:line="240" w:lineRule="auto"/>
         <w:ind w:left="-425" w:right="-436"/>
         <w:rPr>
           <w:rFonts w:ascii="Times New Roman" w:eastAsia="Times New Roman" w:hAnsi="Times New Roman" w:cs="Times New Roman"/>
@@ -20,9 +21,11 @@
           <w:bCs/>
           <w:sz w:val="20"/>
           <w:szCs w:val="20"/>
-        </w:rPr>
-        <w:t>Phòng khám chuyên khoa VIÊM GAN, NHIỄM</w:t>
-      </w:r>
+          <w:lang w:val="en-US"/>
+        </w:rPr>
+        <w:t>{{</w:t>
+      </w:r>
+      <w:proofErr w:type="spellStart"/>
       <w:r>
         <w:rPr>
           <w:rFonts w:ascii="Times New Roman" w:eastAsia="Times New Roman" w:hAnsi="Times New Roman" w:cs="Times New Roman"/>
@@ -30,9 +33,11 @@
           <w:bCs/>
           <w:sz w:val="20"/>
           <w:szCs w:val="20"/>
-        </w:rPr>
-        <w:tab/>
-      </w:r>
+          <w:lang w:val="en-US"/>
+        </w:rPr>
+        <w:t>clinicName</w:t>
+      </w:r>
+      <w:proofErr w:type="spellEnd"/>
       <w:r>
         <w:rPr>
           <w:rFonts w:ascii="Times New Roman" w:eastAsia="Times New Roman" w:hAnsi="Times New Roman" w:cs="Times New Roman"/>
@@ -40,8 +45,9 @@
           <w:bCs/>
           <w:sz w:val="20"/>
           <w:szCs w:val="20"/>
-        </w:rPr>
-        <w:tab/>
+          <w:lang w:val="en-US"/>
+        </w:rPr>
+        <w:t>}}</w:t>
       </w:r>
       <w:r>
         <w:rPr>
@@ -103,32 +109,36 @@
         </w:rPr>
         <w:tab/>
       </w:r>
-    </w:p>
-    <w:p>
-      <w:pPr>
-        <w:ind w:left="-425" w:right="-436"/>
-        <w:rPr>
-          <w:rFonts w:ascii="Times New Roman" w:eastAsia="Times New Roman" w:hAnsi="Times New Roman" w:cs="Times New Roman"/>
+      <w:r>
+        <w:rPr>
+          <w:rFonts w:ascii="Times New Roman" w:eastAsia="Times New Roman" w:hAnsi="Times New Roman" w:cs="Times New Roman"/>
+          <w:b/>
+          <w:bCs/>
           <w:sz w:val="20"/>
           <w:szCs w:val="20"/>
         </w:rPr>
-      </w:pPr>
-      <w:r>
-        <w:rPr>
-          <w:rFonts w:ascii="Times New Roman" w:eastAsia="Times New Roman" w:hAnsi="Times New Roman" w:cs="Times New Roman"/>
+        <w:tab/>
+      </w:r>
+      <w:r>
+        <w:rPr>
+          <w:rFonts w:ascii="Times New Roman" w:eastAsia="Times New Roman" w:hAnsi="Times New Roman" w:cs="Times New Roman"/>
+          <w:b/>
+          <w:bCs/>
           <w:sz w:val="20"/>
           <w:szCs w:val="20"/>
         </w:rPr>
-        <w:t>323 Phan Văn Trị, P.2, Q5</w:t>
-      </w:r>
-    </w:p>
-    <w:p>
-      <w:pPr>
+        <w:tab/>
+      </w:r>
+    </w:p>
+    <w:p>
+      <w:pPr>
+        <w:spacing w:after="120" w:line="240" w:lineRule="auto"/>
         <w:ind w:left="-425" w:right="-436"/>
         <w:rPr>
           <w:rFonts w:ascii="Times New Roman" w:eastAsia="Times New Roman" w:hAnsi="Times New Roman" w:cs="Times New Roman"/>
           <w:sz w:val="20"/>
           <w:szCs w:val="20"/>
+          <w:lang w:val="en-US"/>
         </w:rPr>
       </w:pPr>
       <w:r>
@@ -136,15 +146,86 @@
           <w:rFonts w:ascii="Times New Roman" w:eastAsia="Times New Roman" w:hAnsi="Times New Roman" w:cs="Times New Roman"/>
           <w:sz w:val="20"/>
           <w:szCs w:val="20"/>
-        </w:rPr>
-        <w:t>SĐT: 037.531.4688 - 098.377.3915</w:t>
-      </w:r>
-    </w:p>
-    <w:p>
-      <w:pPr>
-        <w:ind w:left="-425" w:right="-436"/>
-        <w:rPr>
-          <w:rFonts w:ascii="Times New Roman" w:eastAsia="Times New Roman" w:hAnsi="Times New Roman" w:cs="Times New Roman"/>
+          <w:lang w:val="en-US"/>
+        </w:rPr>
+        <w:t>{{</w:t>
+      </w:r>
+      <w:proofErr w:type="spellStart"/>
+      <w:r>
+        <w:rPr>
+          <w:rFonts w:ascii="Times New Roman" w:eastAsia="Times New Roman" w:hAnsi="Times New Roman" w:cs="Times New Roman"/>
+          <w:sz w:val="20"/>
+          <w:szCs w:val="20"/>
+          <w:lang w:val="en-US"/>
+        </w:rPr>
+        <w:t>clinicAddress</w:t>
+      </w:r>
+      <w:proofErr w:type="spellEnd"/>
+      <w:r>
+        <w:rPr>
+          <w:rFonts w:ascii="Times New Roman" w:eastAsia="Times New Roman" w:hAnsi="Times New Roman" w:cs="Times New Roman"/>
+          <w:sz w:val="20"/>
+          <w:szCs w:val="20"/>
+          <w:lang w:val="en-US"/>
+        </w:rPr>
+        <w:t>}}</w:t>
+      </w:r>
+    </w:p>
+    <w:p>
+      <w:pPr>
+        <w:spacing w:after="120" w:line="240" w:lineRule="auto"/>
+        <w:ind w:left="-425" w:right="-436"/>
+        <w:rPr>
+          <w:rFonts w:ascii="Times New Roman" w:eastAsia="Times New Roman" w:hAnsi="Times New Roman" w:cs="Times New Roman"/>
+          <w:sz w:val="20"/>
+          <w:szCs w:val="20"/>
+          <w:lang w:val="en-US"/>
+        </w:rPr>
+      </w:pPr>
+      <w:r>
+        <w:rPr>
+          <w:rFonts w:ascii="Times New Roman" w:eastAsia="Times New Roman" w:hAnsi="Times New Roman" w:cs="Times New Roman"/>
+          <w:sz w:val="20"/>
+          <w:szCs w:val="20"/>
+        </w:rPr>
+        <w:t xml:space="preserve">SĐT: </w:t>
+      </w:r>
+      <w:r>
+        <w:rPr>
+          <w:rFonts w:ascii="Times New Roman" w:eastAsia="Times New Roman" w:hAnsi="Times New Roman" w:cs="Times New Roman"/>
+          <w:sz w:val="20"/>
+          <w:szCs w:val="20"/>
+          <w:lang w:val="en-US"/>
+        </w:rPr>
+        <w:t>{{</w:t>
+      </w:r>
+      <w:proofErr w:type="spellStart"/>
+      <w:r>
+        <w:rPr>
+          <w:rFonts w:ascii="Times New Roman" w:eastAsia="Times New Roman" w:hAnsi="Times New Roman" w:cs="Times New Roman"/>
+          <w:sz w:val="20"/>
+          <w:szCs w:val="20"/>
+          <w:lang w:val="en-US"/>
+        </w:rPr>
+        <w:t>clinicPhones</w:t>
+      </w:r>
+      <w:proofErr w:type="spellEnd"/>
+      <w:r>
+        <w:rPr>
+          <w:rFonts w:ascii="Times New Roman" w:eastAsia="Times New Roman" w:hAnsi="Times New Roman" w:cs="Times New Roman"/>
+          <w:sz w:val="20"/>
+          <w:szCs w:val="20"/>
+          <w:lang w:val="en-US"/>
+        </w:rPr>
+        <w:t>}}</w:t>
+      </w:r>
+    </w:p>
+    <w:p>
+      <w:pPr>
+        <w:ind w:left="-425" w:right="-436"/>
+        <w:rPr>
+          <w:rFonts w:ascii="Times New Roman" w:eastAsia="Times New Roman" w:hAnsi="Times New Roman" w:cs="Times New Roman"/>
+          <w:lang w:val="en-US"/>
         </w:rPr>
       </w:pPr>
     </w:p>
@@ -829,7 +910,7 @@
           <w:iCs/>
           <w:color w:val="081B3A"/>
           <w:highlight w:val="white"/>
-          <w:lang w:eastAsia="ja-JP"/>
+          <w:lang w:val="en-US" w:eastAsia="ja-JP"/>
         </w:rPr>
       </w:pPr>
       <w:r>
@@ -856,17 +937,52 @@
         </w:rPr>
         <w:t xml:space="preserve"> {{followUpDate}}</w:t>
       </w:r>
-    </w:p>
-    <w:p>
-      <w:pPr>
-        <w:ind w:left="-425" w:right="-436"/>
+      <w:r>
         <w:rPr>
           <w:rFonts w:ascii="Times New Roman" w:eastAsia="MS Mincho" w:hAnsi="Times New Roman" w:cs="Times New Roman"/>
           <w:i/>
           <w:iCs/>
           <w:color w:val="081B3A"/>
           <w:highlight w:val="white"/>
-          <w:lang w:eastAsia="ja-JP"/>
+          <w:lang w:val="en-US" w:eastAsia="ja-JP"/>
+        </w:rPr>
+        <w:t xml:space="preserve">. </w:t>
+      </w:r>
+    </w:p>
+    <w:p>
+      <w:pPr>
+        <w:ind w:left="-425" w:right="-436"/>
+        <w:rPr>
+          <w:rFonts w:ascii="Times New Roman" w:eastAsia="MS Mincho" w:hAnsi="Times New Roman" w:cs="Times New Roman"/>
+          <w:i/>
+          <w:iCs/>
+          <w:color w:val="081B3A"/>
+          <w:highlight w:val="white"/>
+          <w:lang w:val="en-US" w:eastAsia="ja-JP"/>
+        </w:rPr>
+      </w:pPr>
+      <w:r>
+        <w:rPr>
+          <w:rFonts w:ascii="Times New Roman" w:eastAsia="MS Mincho" w:hAnsi="Times New Roman" w:cs="Times New Roman"/>
+          <w:i/>
+          <w:iCs/>
+          <w:color w:val="081B3A"/>
+          <w:highlight w:val="white"/>
+          <w:lang w:val="en-US" w:eastAsia="ja-JP"/>
+        </w:rPr>
+        <w:t>{{reason}}</w:t>
+      </w:r>
+    </w:p>
+    <w:p>
+      <w:pPr>
+        <w:ind w:left="-425" w:right="-436"/>
+        <w:rPr>
+          <w:rFonts w:ascii="Times New Roman" w:eastAsia="MS Mincho" w:hAnsi="Times New Roman" w:cs="Times New Roman"/>
+          <w:i/>
+          <w:iCs/>
+          <w:color w:val="081B3A"/>
+          <w:highlight w:val="white"/>
+          <w:lang w:val="en-US" w:eastAsia="ja-JP"/>
         </w:rPr>
       </w:pPr>
       <w:r>
@@ -890,6 +1006,19 @@
         </w:rPr>
         <w:t>{{note}}</w:t>
       </w:r>
+    </w:p>
+    <w:p>
+      <w:pPr>
+        <w:ind w:left="-425" w:right="-436"/>
+        <w:rPr>
+          <w:rFonts w:ascii="Times New Roman" w:eastAsia="MS Mincho" w:hAnsi="Times New Roman" w:cs="Times New Roman"/>
+          <w:i/>
+          <w:iCs/>
+          <w:color w:val="081B3A"/>
+          <w:highlight w:val="white"/>
+          <w:lang w:val="en-US" w:eastAsia="ja-JP"/>
+        </w:rPr>
+      </w:pPr>
     </w:p>
     <w:p>
       <w:pPr>
@@ -1058,10 +1187,29 @@
           <w:rFonts w:ascii="Times New Roman" w:eastAsia="Times New Roman" w:hAnsi="Times New Roman" w:cs="Times New Roman"/>
           <w:b/>
           <w:bCs/>
-          <w:color w:val="081B3A"/>
-          <w:highlight w:val="white"/>
-        </w:rPr>
-        <w:t>PGS TS BS. Nguyễn Thị Cẩm Hường</w:t>
+          <w:lang w:val="en-US"/>
+        </w:rPr>
+        <w:t>{{</w:t>
+      </w:r>
+      <w:proofErr w:type="spellStart"/>
+      <w:r>
+        <w:rPr>
+          <w:rFonts w:ascii="Times New Roman" w:eastAsia="Times New Roman" w:hAnsi="Times New Roman" w:cs="Times New Roman"/>
+          <w:b/>
+          <w:bCs/>
+          <w:lang w:val="en-US"/>
+        </w:rPr>
+        <w:t>doctorName</w:t>
+      </w:r>
+      <w:proofErr w:type="spellEnd"/>
+      <w:r>
+        <w:rPr>
+          <w:rFonts w:ascii="Times New Roman" w:eastAsia="Times New Roman" w:hAnsi="Times New Roman" w:cs="Times New Roman"/>
+          <w:b/>
+          <w:bCs/>
+          <w:lang w:val="en-US"/>
+        </w:rPr>
+        <w:t>}}</w:t>
       </w:r>
     </w:p>
     <w:sectPr>

--- a/src/templates/prescription_template.docx
+++ b/src/templates/prescription_template.docx
@@ -208,6 +208,15 @@
           <w:lang w:val="en-US"/>
         </w:rPr>
         <w:t>clinicPhones</w:t>
+      </w:r>
+      <w:r>
+        <w:rPr>
+          <w:rFonts w:ascii="Times New Roman" w:eastAsiaTheme="minorEastAsia" w:hAnsi="Times New Roman" w:cs="Times New Roman" w:hint="eastAsia"/>
+          <w:sz w:val="20"/>
+          <w:szCs w:val="20"/>
+          <w:lang w:val="en-US" w:eastAsia="ja-JP"/>
+        </w:rPr>
+        <w:t>Text</w:t>
       </w:r>
       <w:proofErr w:type="spellEnd"/>
       <w:r>
@@ -910,7 +919,7 @@
           <w:iCs/>
           <w:color w:val="081B3A"/>
           <w:highlight w:val="white"/>
-          <w:lang w:val="en-US" w:eastAsia="ja-JP"/>
+          <w:lang w:eastAsia="ja-JP"/>
         </w:rPr>
       </w:pPr>
       <w:r>
@@ -944,7 +953,7 @@
           <w:iCs/>
           <w:color w:val="081B3A"/>
           <w:highlight w:val="white"/>
-          <w:lang w:val="en-US" w:eastAsia="ja-JP"/>
+          <w:lang w:eastAsia="ja-JP"/>
         </w:rPr>
         <w:t xml:space="preserve">. </w:t>
       </w:r>
@@ -958,7 +967,7 @@
           <w:iCs/>
           <w:color w:val="081B3A"/>
           <w:highlight w:val="white"/>
-          <w:lang w:val="en-US" w:eastAsia="ja-JP"/>
+          <w:lang w:eastAsia="ja-JP"/>
         </w:rPr>
       </w:pPr>
       <w:r>
@@ -968,7 +977,7 @@
           <w:iCs/>
           <w:color w:val="081B3A"/>
           <w:highlight w:val="white"/>
-          <w:lang w:val="en-US" w:eastAsia="ja-JP"/>
+          <w:lang w:eastAsia="ja-JP"/>
         </w:rPr>
         <w:t>{{reason}}</w:t>
       </w:r>
@@ -982,7 +991,7 @@
           <w:iCs/>
           <w:color w:val="081B3A"/>
           <w:highlight w:val="white"/>
-          <w:lang w:val="en-US" w:eastAsia="ja-JP"/>
+          <w:lang w:eastAsia="ja-JP"/>
         </w:rPr>
       </w:pPr>
       <w:r>
@@ -1016,7 +1025,7 @@
           <w:iCs/>
           <w:color w:val="081B3A"/>
           <w:highlight w:val="white"/>
-          <w:lang w:val="en-US" w:eastAsia="ja-JP"/>
+          <w:lang w:eastAsia="ja-JP"/>
         </w:rPr>
       </w:pPr>
     </w:p>

--- a/src/templates/prescription_template.docx
+++ b/src/templates/prescription_template.docx
@@ -888,74 +888,168 @@
         <w:spacing w:after="120" w:line="240" w:lineRule="auto"/>
         <w:ind w:left="-425" w:right="-436"/>
         <w:rPr>
-          <w:rFonts w:ascii="Times New Roman" w:eastAsia="Times New Roman" w:hAnsi="Times New Roman" w:cs="Times New Roman"/>
-        </w:rPr>
-      </w:pPr>
-      <w:r>
-        <w:rPr>
-          <w:rFonts w:ascii="Times New Roman" w:eastAsia="Times New Roman" w:hAnsi="Times New Roman" w:cs="Times New Roman"/>
-        </w:rPr>
-        <w:t>{{/medicines}}</w:t>
+          <w:rFonts w:ascii="Times New Roman" w:eastAsiaTheme="minorEastAsia" w:hAnsi="Times New Roman" w:cs="Times New Roman"/>
+          <w:lang w:val="vi-VN" w:eastAsia="ja-JP"/>
+        </w:rPr>
+      </w:pPr>
+      <w:r>
+        <w:rPr>
+          <w:rFonts w:ascii="Times New Roman" w:eastAsia="Times New Roman" w:hAnsi="Times New Roman" w:cs="Times New Roman"/>
+        </w:rPr>
+        <w:t>{{/medicines</w:t>
+      </w:r>
+      <w:r>
+        <w:rPr>
+          <w:rFonts w:ascii="Times New Roman" w:eastAsia="Times New Roman" w:hAnsi="Times New Roman" w:cs="Times New Roman"/>
+        </w:rPr>
+        <w:t>}</w:t>
+      </w:r>
+      <w:r>
+        <w:rPr>
+          <w:rFonts w:ascii="Times New Roman" w:eastAsiaTheme="minorEastAsia" w:hAnsi="Times New Roman" w:cs="Times New Roman"/>
+          <w:lang w:val="vi-VN" w:eastAsia="ja-JP"/>
+        </w:rPr>
+        <w:t>}</w:t>
       </w:r>
     </w:p>
     <w:p>
       <w:pPr>
         <w:ind w:left="-425" w:right="-436"/>
         <w:rPr>
-          <w:rFonts w:ascii="Times New Roman" w:eastAsia="Times New Roman" w:hAnsi="Times New Roman" w:cs="Times New Roman"/>
-          <w:i/>
-          <w:iCs/>
-          <w:color w:val="081B3A"/>
-          <w:highlight w:val="white"/>
-        </w:rPr>
-      </w:pPr>
+          <w:rFonts w:ascii="Times New Roman" w:eastAsia="MS Mincho" w:hAnsi="Times New Roman" w:cs="Times New Roman"/>
+          <w:i/>
+          <w:iCs/>
+          <w:color w:val="081B3A"/>
+          <w:lang w:eastAsia="ja-JP"/>
+        </w:rPr>
+      </w:pPr>
+      <w:r>
+        <w:rPr>
+          <w:rFonts w:ascii="Times New Roman" w:eastAsia="MS Mincho" w:hAnsi="Times New Roman" w:cs="Times New Roman"/>
+          <w:i/>
+          <w:iCs/>
+          <w:color w:val="081B3A"/>
+          <w:lang w:eastAsia="ja-JP"/>
+        </w:rPr>
+        <w:t>{{#followUpDate}}</w:t>
+      </w:r>
     </w:p>
     <w:p>
       <w:pPr>
         <w:ind w:left="-425" w:right="-436"/>
         <w:rPr>
           <w:rFonts w:ascii="Times New Roman" w:eastAsia="MS Mincho" w:hAnsi="Times New Roman" w:cs="Times New Roman"/>
-          <w:i/>
-          <w:iCs/>
-          <w:color w:val="081B3A"/>
-          <w:highlight w:val="white"/>
-          <w:lang w:eastAsia="ja-JP"/>
-        </w:rPr>
-      </w:pPr>
+          <w:b/>
+          <w:bCs/>
+          <w:i/>
+          <w:iCs/>
+          <w:color w:val="081B3A"/>
+          <w:lang w:eastAsia="ja-JP"/>
+        </w:rPr>
+      </w:pPr>
+      <w:r>
+        <w:rPr>
+          <w:rFonts w:ascii="Times New Roman" w:eastAsia="MS Mincho" w:hAnsi="Times New Roman" w:cs="Times New Roman"/>
+          <w:b/>
+          <w:bCs/>
+          <w:i/>
+          <w:iCs/>
+          <w:color w:val="081B3A"/>
+          <w:lang w:eastAsia="ja-JP"/>
+        </w:rPr>
+        <w:t xml:space="preserve">Hẹn tái khám: </w:t>
+      </w:r>
+      <w:r>
+        <w:rPr>
+          <w:rFonts w:ascii="Times New Roman" w:eastAsia="MS Mincho" w:hAnsi="Times New Roman" w:cs="Times New Roman"/>
+          <w:i/>
+          <w:iCs/>
+          <w:color w:val="081B3A"/>
+          <w:lang w:eastAsia="ja-JP"/>
+        </w:rPr>
+        <w:t>{{followUpDate}}</w:t>
+      </w:r>
       <w:r>
         <w:rPr>
           <w:rFonts w:ascii="Times New Roman" w:eastAsia="MS Mincho" w:hAnsi="Times New Roman" w:cs="Times New Roman" w:hint="eastAsia"/>
-          <w:b/>
-          <w:bCs/>
-          <w:i/>
-          <w:iCs/>
-          <w:color w:val="081B3A"/>
-          <w:highlight w:val="white"/>
-          <w:lang w:eastAsia="ja-JP"/>
-        </w:rPr>
-        <w:t>Tái khám:</w:t>
+          <w:i/>
+          <w:iCs/>
+          <w:color w:val="081B3A"/>
+          <w:lang w:eastAsia="ja-JP"/>
+        </w:rPr>
+        <w:t>,</w:t>
       </w:r>
       <w:r>
         <w:rPr>
           <w:rFonts w:ascii="Times New Roman" w:eastAsia="MS Mincho" w:hAnsi="Times New Roman" w:cs="Times New Roman" w:hint="eastAsia"/>
-          <w:i/>
-          <w:iCs/>
-          <w:color w:val="081B3A"/>
-          <w:highlight w:val="white"/>
-          <w:lang w:eastAsia="ja-JP"/>
-        </w:rPr>
-        <w:t xml:space="preserve"> {{followUpDate}}</w:t>
+          <w:b/>
+          <w:bCs/>
+          <w:i/>
+          <w:iCs/>
+          <w:color w:val="081B3A"/>
+          <w:lang w:eastAsia="ja-JP"/>
+        </w:rPr>
+        <w:t xml:space="preserve"> </w:t>
+      </w:r>
+      <w:r>
+        <w:rPr>
+          <w:rFonts w:ascii="Times New Roman" w:eastAsia="MS Mincho" w:hAnsi="Times New Roman" w:cs="Times New Roman" w:hint="eastAsia"/>
+          <w:b/>
+          <w:bCs/>
+          <w:i/>
+          <w:iCs/>
+          <w:color w:val="081B3A"/>
+          <w:lang w:eastAsia="ja-JP"/>
+        </w:rPr>
+        <w:t>bu</w:t>
       </w:r>
       <w:r>
         <w:rPr>
           <w:rFonts w:ascii="Times New Roman" w:eastAsia="MS Mincho" w:hAnsi="Times New Roman" w:cs="Times New Roman"/>
-          <w:i/>
-          <w:iCs/>
-          <w:color w:val="081B3A"/>
-          <w:highlight w:val="white"/>
-          <w:lang w:eastAsia="ja-JP"/>
-        </w:rPr>
-        <w:t xml:space="preserve">. </w:t>
+          <w:b/>
+          <w:bCs/>
+          <w:i/>
+          <w:iCs/>
+          <w:color w:val="081B3A"/>
+          <w:lang w:eastAsia="ja-JP"/>
+        </w:rPr>
+        <w:t>ổ</w:t>
+      </w:r>
+      <w:r>
+        <w:rPr>
+          <w:rFonts w:ascii="Times New Roman" w:eastAsia="MS Mincho" w:hAnsi="Times New Roman" w:cs="Times New Roman" w:hint="eastAsia"/>
+          <w:b/>
+          <w:bCs/>
+          <w:i/>
+          <w:iCs/>
+          <w:color w:val="081B3A"/>
+          <w:lang w:eastAsia="ja-JP"/>
+        </w:rPr>
+        <w:t xml:space="preserve">i </w:t>
+      </w:r>
+      <w:r>
+        <w:rPr>
+          <w:rFonts w:ascii="Times New Roman" w:eastAsia="MS Mincho" w:hAnsi="Times New Roman" w:cs="Times New Roman"/>
+          <w:b/>
+          <w:bCs/>
+          <w:i/>
+          <w:iCs/>
+          <w:color w:val="081B3A"/>
+          <w:lang w:eastAsia="ja-JP"/>
+        </w:rPr>
+        <w:t>{</w:t>
+      </w:r>
+      <w:r>
+        <w:rPr>
+          <w:rFonts w:ascii="Times New Roman" w:eastAsia="MS Mincho" w:hAnsi="Times New Roman" w:cs="Times New Roman"/>
+          <w:b/>
+          <w:bCs/>
+          <w:i/>
+          <w:iCs/>
+          <w:color w:val="081B3A"/>
+          <w:lang w:eastAsia="ja-JP"/>
+        </w:rPr>
+        <w:t>{followUpSession}}</w:t>
       </w:r>
     </w:p>
     <w:p>
@@ -966,7 +1060,6 @@
           <w:i/>
           <w:iCs/>
           <w:color w:val="081B3A"/>
-          <w:highlight w:val="white"/>
           <w:lang w:eastAsia="ja-JP"/>
         </w:rPr>
       </w:pPr>
@@ -976,10 +1069,9 @@
           <w:i/>
           <w:iCs/>
           <w:color w:val="081B3A"/>
-          <w:highlight w:val="white"/>
-          <w:lang w:eastAsia="ja-JP"/>
-        </w:rPr>
-        <w:t>{{reason}}</w:t>
+          <w:lang w:eastAsia="ja-JP"/>
+        </w:rPr>
+        <w:t>{{/followUpDate}}</w:t>
       </w:r>
     </w:p>
     <w:p>

--- a/src/templates/prescription_template.docx
+++ b/src/templates/prescription_template.docx
@@ -23,111 +23,108 @@
           <w:szCs w:val="20"/>
           <w:lang w:val="en-US"/>
         </w:rPr>
-        <w:t>{{</w:t>
-      </w:r>
-      <w:proofErr w:type="spellStart"/>
-      <w:r>
-        <w:rPr>
-          <w:rFonts w:ascii="Times New Roman" w:eastAsia="Times New Roman" w:hAnsi="Times New Roman" w:cs="Times New Roman"/>
-          <w:b/>
-          <w:bCs/>
+        <w:t>{{clinicName}}</w:t>
+      </w:r>
+      <w:r>
+        <w:rPr>
+          <w:rFonts w:ascii="Times New Roman" w:eastAsia="Times New Roman" w:hAnsi="Times New Roman" w:cs="Times New Roman"/>
+          <w:b/>
+          <w:bCs/>
+          <w:sz w:val="20"/>
+          <w:szCs w:val="20"/>
+        </w:rPr>
+        <w:tab/>
+      </w:r>
+      <w:r>
+        <w:rPr>
+          <w:rFonts w:ascii="Times New Roman" w:eastAsia="Times New Roman" w:hAnsi="Times New Roman" w:cs="Times New Roman"/>
+          <w:b/>
+          <w:bCs/>
+          <w:sz w:val="20"/>
+          <w:szCs w:val="20"/>
+        </w:rPr>
+        <w:tab/>
+      </w:r>
+      <w:r>
+        <w:rPr>
+          <w:rFonts w:ascii="Times New Roman" w:eastAsia="Times New Roman" w:hAnsi="Times New Roman" w:cs="Times New Roman"/>
+          <w:b/>
+          <w:bCs/>
+          <w:sz w:val="20"/>
+          <w:szCs w:val="20"/>
+        </w:rPr>
+        <w:tab/>
+      </w:r>
+      <w:r>
+        <w:rPr>
+          <w:rFonts w:ascii="Times New Roman" w:eastAsia="Times New Roman" w:hAnsi="Times New Roman" w:cs="Times New Roman"/>
+          <w:b/>
+          <w:bCs/>
+          <w:sz w:val="20"/>
+          <w:szCs w:val="20"/>
+        </w:rPr>
+        <w:tab/>
+      </w:r>
+      <w:r>
+        <w:rPr>
+          <w:rFonts w:ascii="Times New Roman" w:eastAsia="Times New Roman" w:hAnsi="Times New Roman" w:cs="Times New Roman"/>
+          <w:b/>
+          <w:bCs/>
+          <w:sz w:val="20"/>
+          <w:szCs w:val="20"/>
+        </w:rPr>
+        <w:tab/>
+      </w:r>
+      <w:r>
+        <w:rPr>
+          <w:rFonts w:ascii="Times New Roman" w:eastAsia="Times New Roman" w:hAnsi="Times New Roman" w:cs="Times New Roman"/>
+          <w:b/>
+          <w:bCs/>
+          <w:sz w:val="20"/>
+          <w:szCs w:val="20"/>
+        </w:rPr>
+        <w:tab/>
+      </w:r>
+      <w:r>
+        <w:rPr>
+          <w:rFonts w:ascii="Times New Roman" w:eastAsia="Times New Roman" w:hAnsi="Times New Roman" w:cs="Times New Roman"/>
+          <w:b/>
+          <w:bCs/>
+          <w:sz w:val="20"/>
+          <w:szCs w:val="20"/>
+        </w:rPr>
+        <w:tab/>
+      </w:r>
+      <w:r>
+        <w:rPr>
+          <w:rFonts w:ascii="Times New Roman" w:eastAsia="Times New Roman" w:hAnsi="Times New Roman" w:cs="Times New Roman"/>
+          <w:b/>
+          <w:bCs/>
+          <w:sz w:val="20"/>
+          <w:szCs w:val="20"/>
+        </w:rPr>
+        <w:tab/>
+      </w:r>
+    </w:p>
+    <w:p>
+      <w:pPr>
+        <w:spacing w:after="120" w:line="240" w:lineRule="auto"/>
+        <w:ind w:left="-425" w:right="-436"/>
+        <w:rPr>
+          <w:rFonts w:ascii="Times New Roman" w:eastAsia="Times New Roman" w:hAnsi="Times New Roman" w:cs="Times New Roman"/>
           <w:sz w:val="20"/>
           <w:szCs w:val="20"/>
           <w:lang w:val="en-US"/>
         </w:rPr>
-        <w:t>clinicName</w:t>
-      </w:r>
-      <w:proofErr w:type="spellEnd"/>
-      <w:r>
-        <w:rPr>
-          <w:rFonts w:ascii="Times New Roman" w:eastAsia="Times New Roman" w:hAnsi="Times New Roman" w:cs="Times New Roman"/>
-          <w:b/>
-          <w:bCs/>
+      </w:pPr>
+      <w:r>
+        <w:rPr>
+          <w:rFonts w:ascii="Times New Roman" w:eastAsia="Times New Roman" w:hAnsi="Times New Roman" w:cs="Times New Roman"/>
           <w:sz w:val="20"/>
           <w:szCs w:val="20"/>
           <w:lang w:val="en-US"/>
         </w:rPr>
-        <w:t>}}</w:t>
-      </w:r>
-      <w:r>
-        <w:rPr>
-          <w:rFonts w:ascii="Times New Roman" w:eastAsia="Times New Roman" w:hAnsi="Times New Roman" w:cs="Times New Roman"/>
-          <w:b/>
-          <w:bCs/>
-          <w:sz w:val="20"/>
-          <w:szCs w:val="20"/>
-        </w:rPr>
-        <w:tab/>
-      </w:r>
-      <w:r>
-        <w:rPr>
-          <w:rFonts w:ascii="Times New Roman" w:eastAsia="Times New Roman" w:hAnsi="Times New Roman" w:cs="Times New Roman"/>
-          <w:b/>
-          <w:bCs/>
-          <w:sz w:val="20"/>
-          <w:szCs w:val="20"/>
-        </w:rPr>
-        <w:tab/>
-      </w:r>
-      <w:r>
-        <w:rPr>
-          <w:rFonts w:ascii="Times New Roman" w:eastAsia="Times New Roman" w:hAnsi="Times New Roman" w:cs="Times New Roman"/>
-          <w:b/>
-          <w:bCs/>
-          <w:sz w:val="20"/>
-          <w:szCs w:val="20"/>
-        </w:rPr>
-        <w:tab/>
-      </w:r>
-      <w:r>
-        <w:rPr>
-          <w:rFonts w:ascii="Times New Roman" w:eastAsia="Times New Roman" w:hAnsi="Times New Roman" w:cs="Times New Roman"/>
-          <w:b/>
-          <w:bCs/>
-          <w:sz w:val="20"/>
-          <w:szCs w:val="20"/>
-        </w:rPr>
-        <w:tab/>
-      </w:r>
-      <w:r>
-        <w:rPr>
-          <w:rFonts w:ascii="Times New Roman" w:eastAsia="Times New Roman" w:hAnsi="Times New Roman" w:cs="Times New Roman"/>
-          <w:b/>
-          <w:bCs/>
-          <w:sz w:val="20"/>
-          <w:szCs w:val="20"/>
-        </w:rPr>
-        <w:tab/>
-      </w:r>
-      <w:r>
-        <w:rPr>
-          <w:rFonts w:ascii="Times New Roman" w:eastAsia="Times New Roman" w:hAnsi="Times New Roman" w:cs="Times New Roman"/>
-          <w:b/>
-          <w:bCs/>
-          <w:sz w:val="20"/>
-          <w:szCs w:val="20"/>
-        </w:rPr>
-        <w:tab/>
-      </w:r>
-      <w:r>
-        <w:rPr>
-          <w:rFonts w:ascii="Times New Roman" w:eastAsia="Times New Roman" w:hAnsi="Times New Roman" w:cs="Times New Roman"/>
-          <w:b/>
-          <w:bCs/>
-          <w:sz w:val="20"/>
-          <w:szCs w:val="20"/>
-        </w:rPr>
-        <w:tab/>
-      </w:r>
-      <w:r>
-        <w:rPr>
-          <w:rFonts w:ascii="Times New Roman" w:eastAsia="Times New Roman" w:hAnsi="Times New Roman" w:cs="Times New Roman"/>
-          <w:b/>
-          <w:bCs/>
-          <w:sz w:val="20"/>
-          <w:szCs w:val="20"/>
-        </w:rPr>
-        <w:tab/>
+        <w:t>{{clinicAddress}}</w:t>
       </w:r>
     </w:p>
     <w:p>
@@ -146,11 +143,9 @@
           <w:rFonts w:ascii="Times New Roman" w:eastAsia="Times New Roman" w:hAnsi="Times New Roman" w:cs="Times New Roman"/>
           <w:sz w:val="20"/>
           <w:szCs w:val="20"/>
-          <w:lang w:val="en-US"/>
-        </w:rPr>
-        <w:t>{{</w:t>
-      </w:r>
-      <w:proofErr w:type="spellStart"/>
+        </w:rPr>
+        <w:t xml:space="preserve">SĐT: </w:t>
+      </w:r>
       <w:r>
         <w:rPr>
           <w:rFonts w:ascii="Times New Roman" w:eastAsia="Times New Roman" w:hAnsi="Times New Roman" w:cs="Times New Roman"/>
@@ -158,56 +153,7 @@
           <w:szCs w:val="20"/>
           <w:lang w:val="en-US"/>
         </w:rPr>
-        <w:t>clinicAddress</w:t>
-      </w:r>
-      <w:proofErr w:type="spellEnd"/>
-      <w:r>
-        <w:rPr>
-          <w:rFonts w:ascii="Times New Roman" w:eastAsia="Times New Roman" w:hAnsi="Times New Roman" w:cs="Times New Roman"/>
-          <w:sz w:val="20"/>
-          <w:szCs w:val="20"/>
-          <w:lang w:val="en-US"/>
-        </w:rPr>
-        <w:t>}}</w:t>
-      </w:r>
-    </w:p>
-    <w:p>
-      <w:pPr>
-        <w:spacing w:after="120" w:line="240" w:lineRule="auto"/>
-        <w:ind w:left="-425" w:right="-436"/>
-        <w:rPr>
-          <w:rFonts w:ascii="Times New Roman" w:eastAsia="Times New Roman" w:hAnsi="Times New Roman" w:cs="Times New Roman"/>
-          <w:sz w:val="20"/>
-          <w:szCs w:val="20"/>
-          <w:lang w:val="en-US"/>
-        </w:rPr>
-      </w:pPr>
-      <w:r>
-        <w:rPr>
-          <w:rFonts w:ascii="Times New Roman" w:eastAsia="Times New Roman" w:hAnsi="Times New Roman" w:cs="Times New Roman"/>
-          <w:sz w:val="20"/>
-          <w:szCs w:val="20"/>
-        </w:rPr>
-        <w:t xml:space="preserve">SĐT: </w:t>
-      </w:r>
-      <w:r>
-        <w:rPr>
-          <w:rFonts w:ascii="Times New Roman" w:eastAsia="Times New Roman" w:hAnsi="Times New Roman" w:cs="Times New Roman"/>
-          <w:sz w:val="20"/>
-          <w:szCs w:val="20"/>
-          <w:lang w:val="en-US"/>
-        </w:rPr>
-        <w:t>{{</w:t>
-      </w:r>
-      <w:proofErr w:type="spellStart"/>
-      <w:r>
-        <w:rPr>
-          <w:rFonts w:ascii="Times New Roman" w:eastAsia="Times New Roman" w:hAnsi="Times New Roman" w:cs="Times New Roman"/>
-          <w:sz w:val="20"/>
-          <w:szCs w:val="20"/>
-          <w:lang w:val="en-US"/>
-        </w:rPr>
-        <w:t>clinicPhones</w:t>
+        <w:t>{{clinicPhones</w:t>
       </w:r>
       <w:r>
         <w:rPr>
@@ -218,7 +164,6 @@
         </w:rPr>
         <w:t>Text</w:t>
       </w:r>
-      <w:proofErr w:type="spellEnd"/>
       <w:r>
         <w:rPr>
           <w:rFonts w:ascii="Times New Roman" w:eastAsia="Times New Roman" w:hAnsi="Times New Roman" w:cs="Times New Roman"/>
@@ -876,22 +821,6 @@
         </w:rPr>
         <w:t>{{prepNote}}</w:t>
       </w:r>
-    </w:p>
-    <w:p>
-      <w:pPr>
-        <w:tabs>
-          <w:tab w:val="left" w:pos="127"/>
-          <w:tab w:val="left" w:pos="7371"/>
-          <w:tab w:val="right" w:pos="9000"/>
-          <w:tab w:val="right" w:leader="dot" w:pos="9072"/>
-        </w:tabs>
-        <w:spacing w:after="120" w:line="240" w:lineRule="auto"/>
-        <w:ind w:left="-425" w:right="-436"/>
-        <w:rPr>
-          <w:rFonts w:ascii="Times New Roman" w:eastAsiaTheme="minorEastAsia" w:hAnsi="Times New Roman" w:cs="Times New Roman"/>
-          <w:lang w:val="vi-VN" w:eastAsia="ja-JP"/>
-        </w:rPr>
-      </w:pPr>
       <w:r>
         <w:rPr>
           <w:rFonts w:ascii="Times New Roman" w:eastAsia="Times New Roman" w:hAnsi="Times New Roman" w:cs="Times New Roman"/>
@@ -1290,27 +1219,7 @@
           <w:bCs/>
           <w:lang w:val="en-US"/>
         </w:rPr>
-        <w:t>{{</w:t>
-      </w:r>
-      <w:proofErr w:type="spellStart"/>
-      <w:r>
-        <w:rPr>
-          <w:rFonts w:ascii="Times New Roman" w:eastAsia="Times New Roman" w:hAnsi="Times New Roman" w:cs="Times New Roman"/>
-          <w:b/>
-          <w:bCs/>
-          <w:lang w:val="en-US"/>
-        </w:rPr>
-        <w:t>doctorName</w:t>
-      </w:r>
-      <w:proofErr w:type="spellEnd"/>
-      <w:r>
-        <w:rPr>
-          <w:rFonts w:ascii="Times New Roman" w:eastAsia="Times New Roman" w:hAnsi="Times New Roman" w:cs="Times New Roman"/>
-          <w:b/>
-          <w:bCs/>
-          <w:lang w:val="en-US"/>
-        </w:rPr>
-        <w:t>}}</w:t>
+        <w:t>{{doctorName}}</w:t>
       </w:r>
     </w:p>
     <w:sectPr>

--- a/src/templates/prescription_template.docx
+++ b/src/templates/prescription_template.docx
@@ -714,21 +714,6 @@
         </w:rPr>
         <w:t>:</w:t>
       </w:r>
-    </w:p>
-    <w:p>
-      <w:pPr>
-        <w:tabs>
-          <w:tab w:val="left" w:pos="127"/>
-          <w:tab w:val="left" w:pos="7371"/>
-          <w:tab w:val="right" w:pos="9000"/>
-          <w:tab w:val="right" w:leader="dot" w:pos="9072"/>
-        </w:tabs>
-        <w:spacing w:after="120" w:line="240" w:lineRule="auto"/>
-        <w:ind w:left="-425" w:right="-436"/>
-        <w:rPr>
-          <w:rFonts w:ascii="Times New Roman" w:eastAsia="Times New Roman" w:hAnsi="Times New Roman" w:cs="Times New Roman"/>
-        </w:rPr>
-      </w:pPr>
       <w:r>
         <w:rPr>
           <w:rFonts w:ascii="Times New Roman" w:eastAsia="Times New Roman" w:hAnsi="Times New Roman" w:cs="Times New Roman"/>
